--- a/documentation/FrontendFejlesztoiDokumentacio.docx
+++ b/documentation/FrontendFejlesztoiDokumentacio.docx
@@ -521,29 +521,17 @@
           <w:szCs w:val="24"/>
           <w:lang w:eastAsia="hu-HU"/>
         </w:rPr>
-        <w:t xml:space="preserve">Az alkalmazás </w:t>
-      </w:r>
-      <w:proofErr w:type="gramStart"/>
-      <w:r>
-        <w:rPr>
-          <w:rFonts w:ascii="Times New Roman" w:eastAsia="Times New Roman" w:hAnsi="Times New Roman" w:cs="Times New Roman"/>
-          <w:kern w:val="0"/>
-          <w:sz w:val="24"/>
-          <w:szCs w:val="24"/>
-          <w:lang w:eastAsia="hu-HU"/>
-        </w:rPr>
-        <w:t>két szintű</w:t>
-      </w:r>
-      <w:proofErr w:type="gramEnd"/>
-      <w:r>
-        <w:rPr>
-          <w:rFonts w:ascii="Times New Roman" w:eastAsia="Times New Roman" w:hAnsi="Times New Roman" w:cs="Times New Roman"/>
-          <w:kern w:val="0"/>
-          <w:sz w:val="24"/>
-          <w:szCs w:val="24"/>
-          <w:lang w:eastAsia="hu-HU"/>
-        </w:rPr>
-        <w:t xml:space="preserve"> védelmet használ:</w:t>
+        <w:t>Az alkalmazás két</w:t>
+      </w:r>
+      <w:r>
+        <w:rPr>
+          <w:rFonts w:ascii="Times New Roman" w:eastAsia="Times New Roman" w:hAnsi="Times New Roman" w:cs="Times New Roman"/>
+          <w:kern w:val="0"/>
+          <w:sz w:val="24"/>
+          <w:szCs w:val="24"/>
+          <w:lang w:eastAsia="hu-HU"/>
+        </w:rPr>
+        <w:t>szintű védelmet használ:</w:t>
       </w:r>
     </w:p>
     <w:p>
@@ -4127,6 +4115,7 @@
         </w:rPr>
       </w:pPr>
       <w:proofErr w:type="spellStart"/>
+      <w:proofErr w:type="gramStart"/>
       <w:r>
         <w:rPr>
           <w:rFonts w:ascii="Times New Roman" w:eastAsia="Times New Roman" w:hAnsi="Times New Roman" w:cs="Times New Roman"/>
@@ -4162,17 +4151,6 @@
           <w:lang w:eastAsia="hu-HU"/>
         </w:rPr>
         <w:br/>
-      </w:r>
-      <w:proofErr w:type="gramStart"/>
-      <w:r>
-        <w:rPr>
-          <w:rFonts w:ascii="Times New Roman" w:eastAsia="Times New Roman" w:hAnsi="Times New Roman" w:cs="Times New Roman"/>
-          <w:bCs/>
-          <w:kern w:val="0"/>
-          <w:sz w:val="24"/>
-          <w:szCs w:val="24"/>
-          <w:lang w:eastAsia="hu-HU"/>
-        </w:rPr>
         <w:t>{</w:t>
       </w:r>
       <w:r>
@@ -4188,691 +4166,678 @@
         <w:t xml:space="preserve">    "</w:t>
       </w:r>
       <w:proofErr w:type="spellStart"/>
+      <w:r>
+        <w:rPr>
+          <w:rFonts w:ascii="Times New Roman" w:eastAsia="Times New Roman" w:hAnsi="Times New Roman" w:cs="Times New Roman"/>
+          <w:bCs/>
+          <w:kern w:val="0"/>
+          <w:sz w:val="24"/>
+          <w:szCs w:val="24"/>
+          <w:lang w:eastAsia="hu-HU"/>
+        </w:rPr>
+        <w:t>id</w:t>
+      </w:r>
+      <w:proofErr w:type="spellEnd"/>
+      <w:r>
+        <w:rPr>
+          <w:rFonts w:ascii="Times New Roman" w:eastAsia="Times New Roman" w:hAnsi="Times New Roman" w:cs="Times New Roman"/>
+          <w:bCs/>
+          <w:kern w:val="0"/>
+          <w:sz w:val="24"/>
+          <w:szCs w:val="24"/>
+          <w:lang w:eastAsia="hu-HU"/>
+        </w:rPr>
+        <w:t>": 1,</w:t>
+      </w:r>
+      <w:r>
+        <w:rPr>
+          <w:rFonts w:ascii="Times New Roman" w:eastAsia="Times New Roman" w:hAnsi="Times New Roman" w:cs="Times New Roman"/>
+          <w:bCs/>
+          <w:kern w:val="0"/>
+          <w:sz w:val="24"/>
+          <w:szCs w:val="24"/>
+          <w:lang w:eastAsia="hu-HU"/>
+        </w:rPr>
+        <w:br/>
+        <w:t xml:space="preserve">    "</w:t>
+      </w:r>
+      <w:proofErr w:type="spellStart"/>
+      <w:r>
+        <w:rPr>
+          <w:rFonts w:ascii="Times New Roman" w:eastAsia="Times New Roman" w:hAnsi="Times New Roman" w:cs="Times New Roman"/>
+          <w:bCs/>
+          <w:kern w:val="0"/>
+          <w:sz w:val="24"/>
+          <w:szCs w:val="24"/>
+          <w:lang w:eastAsia="hu-HU"/>
+        </w:rPr>
+        <w:t>created</w:t>
+      </w:r>
+      <w:proofErr w:type="spellEnd"/>
+      <w:r>
+        <w:rPr>
+          <w:rFonts w:ascii="Times New Roman" w:eastAsia="Times New Roman" w:hAnsi="Times New Roman" w:cs="Times New Roman"/>
+          <w:bCs/>
+          <w:kern w:val="0"/>
+          <w:sz w:val="24"/>
+          <w:szCs w:val="24"/>
+          <w:lang w:eastAsia="hu-HU"/>
+        </w:rPr>
+        <w:t>_</w:t>
+      </w:r>
+      <w:proofErr w:type="spellStart"/>
+      <w:r>
+        <w:rPr>
+          <w:rFonts w:ascii="Times New Roman" w:eastAsia="Times New Roman" w:hAnsi="Times New Roman" w:cs="Times New Roman"/>
+          <w:bCs/>
+          <w:kern w:val="0"/>
+          <w:sz w:val="24"/>
+          <w:szCs w:val="24"/>
+          <w:lang w:eastAsia="hu-HU"/>
+        </w:rPr>
+        <w:t>at</w:t>
+      </w:r>
+      <w:proofErr w:type="spellEnd"/>
+      <w:r>
+        <w:rPr>
+          <w:rFonts w:ascii="Times New Roman" w:eastAsia="Times New Roman" w:hAnsi="Times New Roman" w:cs="Times New Roman"/>
+          <w:bCs/>
+          <w:kern w:val="0"/>
+          <w:sz w:val="24"/>
+          <w:szCs w:val="24"/>
+          <w:lang w:eastAsia="hu-HU"/>
+        </w:rPr>
+        <w:t>": "2026-03-28T22:01:39.000000Z",</w:t>
+      </w:r>
+      <w:r>
+        <w:rPr>
+          <w:rFonts w:ascii="Times New Roman" w:eastAsia="Times New Roman" w:hAnsi="Times New Roman" w:cs="Times New Roman"/>
+          <w:bCs/>
+          <w:kern w:val="0"/>
+          <w:sz w:val="24"/>
+          <w:szCs w:val="24"/>
+          <w:lang w:eastAsia="hu-HU"/>
+        </w:rPr>
+        <w:br/>
+        <w:t xml:space="preserve">    "</w:t>
+      </w:r>
+      <w:proofErr w:type="spellStart"/>
+      <w:r>
+        <w:rPr>
+          <w:rFonts w:ascii="Times New Roman" w:eastAsia="Times New Roman" w:hAnsi="Times New Roman" w:cs="Times New Roman"/>
+          <w:bCs/>
+          <w:kern w:val="0"/>
+          <w:sz w:val="24"/>
+          <w:szCs w:val="24"/>
+          <w:lang w:eastAsia="hu-HU"/>
+        </w:rPr>
+        <w:t>updated</w:t>
+      </w:r>
+      <w:proofErr w:type="spellEnd"/>
+      <w:r>
+        <w:rPr>
+          <w:rFonts w:ascii="Times New Roman" w:eastAsia="Times New Roman" w:hAnsi="Times New Roman" w:cs="Times New Roman"/>
+          <w:bCs/>
+          <w:kern w:val="0"/>
+          <w:sz w:val="24"/>
+          <w:szCs w:val="24"/>
+          <w:lang w:eastAsia="hu-HU"/>
+        </w:rPr>
+        <w:t>_</w:t>
+      </w:r>
+      <w:proofErr w:type="spellStart"/>
+      <w:r>
+        <w:rPr>
+          <w:rFonts w:ascii="Times New Roman" w:eastAsia="Times New Roman" w:hAnsi="Times New Roman" w:cs="Times New Roman"/>
+          <w:bCs/>
+          <w:kern w:val="0"/>
+          <w:sz w:val="24"/>
+          <w:szCs w:val="24"/>
+          <w:lang w:eastAsia="hu-HU"/>
+        </w:rPr>
+        <w:t>at</w:t>
+      </w:r>
+      <w:proofErr w:type="spellEnd"/>
+      <w:r>
+        <w:rPr>
+          <w:rFonts w:ascii="Times New Roman" w:eastAsia="Times New Roman" w:hAnsi="Times New Roman" w:cs="Times New Roman"/>
+          <w:bCs/>
+          <w:kern w:val="0"/>
+          <w:sz w:val="24"/>
+          <w:szCs w:val="24"/>
+          <w:lang w:eastAsia="hu-HU"/>
+        </w:rPr>
+        <w:t>": "2026-04-13T15:23:07.000000Z",</w:t>
+      </w:r>
+      <w:r>
+        <w:rPr>
+          <w:rFonts w:ascii="Times New Roman" w:eastAsia="Times New Roman" w:hAnsi="Times New Roman" w:cs="Times New Roman"/>
+          <w:bCs/>
+          <w:kern w:val="0"/>
+          <w:sz w:val="24"/>
+          <w:szCs w:val="24"/>
+          <w:lang w:eastAsia="hu-HU"/>
+        </w:rPr>
+        <w:br/>
+        <w:t xml:space="preserve">    "</w:t>
+      </w:r>
+      <w:proofErr w:type="spellStart"/>
+      <w:r>
+        <w:rPr>
+          <w:rFonts w:ascii="Times New Roman" w:eastAsia="Times New Roman" w:hAnsi="Times New Roman" w:cs="Times New Roman"/>
+          <w:bCs/>
+          <w:kern w:val="0"/>
+          <w:sz w:val="24"/>
+          <w:szCs w:val="24"/>
+          <w:lang w:eastAsia="hu-HU"/>
+        </w:rPr>
+        <w:t>name</w:t>
+      </w:r>
+      <w:proofErr w:type="spellEnd"/>
+      <w:r>
+        <w:rPr>
+          <w:rFonts w:ascii="Times New Roman" w:eastAsia="Times New Roman" w:hAnsi="Times New Roman" w:cs="Times New Roman"/>
+          <w:bCs/>
+          <w:kern w:val="0"/>
+          <w:sz w:val="24"/>
+          <w:szCs w:val="24"/>
+          <w:lang w:eastAsia="hu-HU"/>
+        </w:rPr>
+        <w:t>": "</w:t>
+      </w:r>
+      <w:proofErr w:type="spellStart"/>
+      <w:r>
+        <w:rPr>
+          <w:rFonts w:ascii="Times New Roman" w:eastAsia="Times New Roman" w:hAnsi="Times New Roman" w:cs="Times New Roman"/>
+          <w:bCs/>
+          <w:kern w:val="0"/>
+          <w:sz w:val="24"/>
+          <w:szCs w:val="24"/>
+          <w:lang w:eastAsia="hu-HU"/>
+        </w:rPr>
+        <w:t>Fire</w:t>
+      </w:r>
+      <w:proofErr w:type="spellEnd"/>
+      <w:r>
+        <w:rPr>
+          <w:rFonts w:ascii="Times New Roman" w:eastAsia="Times New Roman" w:hAnsi="Times New Roman" w:cs="Times New Roman"/>
+          <w:bCs/>
+          <w:kern w:val="0"/>
+          <w:sz w:val="24"/>
+          <w:szCs w:val="24"/>
+          <w:lang w:eastAsia="hu-HU"/>
+        </w:rPr>
+        <w:t xml:space="preserve"> </w:t>
+      </w:r>
+      <w:proofErr w:type="spellStart"/>
+      <w:r>
+        <w:rPr>
+          <w:rFonts w:ascii="Times New Roman" w:eastAsia="Times New Roman" w:hAnsi="Times New Roman" w:cs="Times New Roman"/>
+          <w:bCs/>
+          <w:kern w:val="0"/>
+          <w:sz w:val="24"/>
+          <w:szCs w:val="24"/>
+          <w:lang w:eastAsia="hu-HU"/>
+        </w:rPr>
+        <w:t>Truck</w:t>
+      </w:r>
+      <w:proofErr w:type="spellEnd"/>
+      <w:r>
+        <w:rPr>
+          <w:rFonts w:ascii="Times New Roman" w:eastAsia="Times New Roman" w:hAnsi="Times New Roman" w:cs="Times New Roman"/>
+          <w:bCs/>
+          <w:kern w:val="0"/>
+          <w:sz w:val="24"/>
+          <w:szCs w:val="24"/>
+          <w:lang w:eastAsia="hu-HU"/>
+        </w:rPr>
+        <w:t xml:space="preserve"> </w:t>
+      </w:r>
+      <w:proofErr w:type="spellStart"/>
+      <w:r>
+        <w:rPr>
+          <w:rFonts w:ascii="Times New Roman" w:eastAsia="Times New Roman" w:hAnsi="Times New Roman" w:cs="Times New Roman"/>
+          <w:bCs/>
+          <w:kern w:val="0"/>
+          <w:sz w:val="24"/>
+          <w:szCs w:val="24"/>
+          <w:lang w:eastAsia="hu-HU"/>
+        </w:rPr>
+        <w:t>Alpha</w:t>
+      </w:r>
+      <w:proofErr w:type="spellEnd"/>
+      <w:r>
+        <w:rPr>
+          <w:rFonts w:ascii="Times New Roman" w:eastAsia="Times New Roman" w:hAnsi="Times New Roman" w:cs="Times New Roman"/>
+          <w:bCs/>
+          <w:kern w:val="0"/>
+          <w:sz w:val="24"/>
+          <w:szCs w:val="24"/>
+          <w:lang w:eastAsia="hu-HU"/>
+        </w:rPr>
+        <w:t>",</w:t>
+      </w:r>
+      <w:r>
+        <w:rPr>
+          <w:rFonts w:ascii="Times New Roman" w:eastAsia="Times New Roman" w:hAnsi="Times New Roman" w:cs="Times New Roman"/>
+          <w:bCs/>
+          <w:kern w:val="0"/>
+          <w:sz w:val="24"/>
+          <w:szCs w:val="24"/>
+          <w:lang w:eastAsia="hu-HU"/>
+        </w:rPr>
+        <w:br/>
+        <w:t xml:space="preserve">    "</w:t>
+      </w:r>
+      <w:proofErr w:type="spellStart"/>
+      <w:r>
+        <w:rPr>
+          <w:rFonts w:ascii="Times New Roman" w:eastAsia="Times New Roman" w:hAnsi="Times New Roman" w:cs="Times New Roman"/>
+          <w:bCs/>
+          <w:kern w:val="0"/>
+          <w:sz w:val="24"/>
+          <w:szCs w:val="24"/>
+          <w:lang w:eastAsia="hu-HU"/>
+        </w:rPr>
+        <w:t>typeId</w:t>
+      </w:r>
+      <w:proofErr w:type="spellEnd"/>
+      <w:r>
+        <w:rPr>
+          <w:rFonts w:ascii="Times New Roman" w:eastAsia="Times New Roman" w:hAnsi="Times New Roman" w:cs="Times New Roman"/>
+          <w:bCs/>
+          <w:kern w:val="0"/>
+          <w:sz w:val="24"/>
+          <w:szCs w:val="24"/>
+          <w:lang w:eastAsia="hu-HU"/>
+        </w:rPr>
+        <w:t>": 2,</w:t>
+      </w:r>
+      <w:r>
+        <w:rPr>
+          <w:rFonts w:ascii="Times New Roman" w:eastAsia="Times New Roman" w:hAnsi="Times New Roman" w:cs="Times New Roman"/>
+          <w:bCs/>
+          <w:kern w:val="0"/>
+          <w:sz w:val="24"/>
+          <w:szCs w:val="24"/>
+          <w:lang w:eastAsia="hu-HU"/>
+        </w:rPr>
+        <w:br/>
+        <w:t xml:space="preserve">    "</w:t>
+      </w:r>
+      <w:proofErr w:type="spellStart"/>
+      <w:r>
+        <w:rPr>
+          <w:rFonts w:ascii="Times New Roman" w:eastAsia="Times New Roman" w:hAnsi="Times New Roman" w:cs="Times New Roman"/>
+          <w:bCs/>
+          <w:kern w:val="0"/>
+          <w:sz w:val="24"/>
+          <w:szCs w:val="24"/>
+          <w:lang w:eastAsia="hu-HU"/>
+        </w:rPr>
+        <w:t>imageName</w:t>
+      </w:r>
+      <w:proofErr w:type="spellEnd"/>
+      <w:r>
+        <w:rPr>
+          <w:rFonts w:ascii="Times New Roman" w:eastAsia="Times New Roman" w:hAnsi="Times New Roman" w:cs="Times New Roman"/>
+          <w:bCs/>
+          <w:kern w:val="0"/>
+          <w:sz w:val="24"/>
+          <w:szCs w:val="24"/>
+          <w:lang w:eastAsia="hu-HU"/>
+        </w:rPr>
+        <w:t>": "</w:t>
+      </w:r>
+      <w:proofErr w:type="spellStart"/>
+      <w:r>
+        <w:rPr>
+          <w:rFonts w:ascii="Times New Roman" w:eastAsia="Times New Roman" w:hAnsi="Times New Roman" w:cs="Times New Roman"/>
+          <w:bCs/>
+          <w:kern w:val="0"/>
+          <w:sz w:val="24"/>
+          <w:szCs w:val="24"/>
+          <w:lang w:eastAsia="hu-HU"/>
+        </w:rPr>
+        <w:t>fire</w:t>
+      </w:r>
+      <w:proofErr w:type="spellEnd"/>
+      <w:r>
+        <w:rPr>
+          <w:rFonts w:ascii="Times New Roman" w:eastAsia="Times New Roman" w:hAnsi="Times New Roman" w:cs="Times New Roman"/>
+          <w:bCs/>
+          <w:kern w:val="0"/>
+          <w:sz w:val="24"/>
+          <w:szCs w:val="24"/>
+          <w:lang w:eastAsia="hu-HU"/>
+        </w:rPr>
+        <w:t>_</w:t>
+      </w:r>
+      <w:proofErr w:type="spellStart"/>
+      <w:r>
+        <w:rPr>
+          <w:rFonts w:ascii="Times New Roman" w:eastAsia="Times New Roman" w:hAnsi="Times New Roman" w:cs="Times New Roman"/>
+          <w:bCs/>
+          <w:kern w:val="0"/>
+          <w:sz w:val="24"/>
+          <w:szCs w:val="24"/>
+          <w:lang w:eastAsia="hu-HU"/>
+        </w:rPr>
+        <w:t>alpha.jpg</w:t>
+      </w:r>
+      <w:proofErr w:type="spellEnd"/>
+      <w:r>
+        <w:rPr>
+          <w:rFonts w:ascii="Times New Roman" w:eastAsia="Times New Roman" w:hAnsi="Times New Roman" w:cs="Times New Roman"/>
+          <w:bCs/>
+          <w:kern w:val="0"/>
+          <w:sz w:val="24"/>
+          <w:szCs w:val="24"/>
+          <w:lang w:eastAsia="hu-HU"/>
+        </w:rPr>
+        <w:t>",</w:t>
+      </w:r>
+      <w:r>
+        <w:rPr>
+          <w:rFonts w:ascii="Times New Roman" w:eastAsia="Times New Roman" w:hAnsi="Times New Roman" w:cs="Times New Roman"/>
+          <w:bCs/>
+          <w:kern w:val="0"/>
+          <w:sz w:val="24"/>
+          <w:szCs w:val="24"/>
+          <w:lang w:eastAsia="hu-HU"/>
+        </w:rPr>
+        <w:br/>
+        <w:t xml:space="preserve">    "</w:t>
+      </w:r>
+      <w:proofErr w:type="spellStart"/>
+      <w:r>
+        <w:rPr>
+          <w:rFonts w:ascii="Times New Roman" w:eastAsia="Times New Roman" w:hAnsi="Times New Roman" w:cs="Times New Roman"/>
+          <w:bCs/>
+          <w:kern w:val="0"/>
+          <w:sz w:val="24"/>
+          <w:szCs w:val="24"/>
+          <w:lang w:eastAsia="hu-HU"/>
+        </w:rPr>
+        <w:t>cartypes</w:t>
+      </w:r>
+      <w:proofErr w:type="spellEnd"/>
+      <w:r>
+        <w:rPr>
+          <w:rFonts w:ascii="Times New Roman" w:eastAsia="Times New Roman" w:hAnsi="Times New Roman" w:cs="Times New Roman"/>
+          <w:bCs/>
+          <w:kern w:val="0"/>
+          <w:sz w:val="24"/>
+          <w:szCs w:val="24"/>
+          <w:lang w:eastAsia="hu-HU"/>
+        </w:rPr>
+        <w:t>": {</w:t>
+      </w:r>
+      <w:r>
+        <w:rPr>
+          <w:rFonts w:ascii="Times New Roman" w:eastAsia="Times New Roman" w:hAnsi="Times New Roman" w:cs="Times New Roman"/>
+          <w:bCs/>
+          <w:kern w:val="0"/>
+          <w:sz w:val="24"/>
+          <w:szCs w:val="24"/>
+          <w:lang w:eastAsia="hu-HU"/>
+        </w:rPr>
+        <w:br/>
+        <w:t xml:space="preserve">          "</w:t>
+      </w:r>
+      <w:proofErr w:type="spellStart"/>
+      <w:r>
+        <w:rPr>
+          <w:rFonts w:ascii="Times New Roman" w:eastAsia="Times New Roman" w:hAnsi="Times New Roman" w:cs="Times New Roman"/>
+          <w:bCs/>
+          <w:kern w:val="0"/>
+          <w:sz w:val="24"/>
+          <w:szCs w:val="24"/>
+          <w:lang w:eastAsia="hu-HU"/>
+        </w:rPr>
+        <w:t>id</w:t>
+      </w:r>
+      <w:proofErr w:type="spellEnd"/>
+      <w:r>
+        <w:rPr>
+          <w:rFonts w:ascii="Times New Roman" w:eastAsia="Times New Roman" w:hAnsi="Times New Roman" w:cs="Times New Roman"/>
+          <w:bCs/>
+          <w:kern w:val="0"/>
+          <w:sz w:val="24"/>
+          <w:szCs w:val="24"/>
+          <w:lang w:eastAsia="hu-HU"/>
+        </w:rPr>
+        <w:t>": 2,</w:t>
+      </w:r>
+      <w:r>
+        <w:rPr>
+          <w:rFonts w:ascii="Times New Roman" w:eastAsia="Times New Roman" w:hAnsi="Times New Roman" w:cs="Times New Roman"/>
+          <w:bCs/>
+          <w:kern w:val="0"/>
+          <w:sz w:val="24"/>
+          <w:szCs w:val="24"/>
+          <w:lang w:eastAsia="hu-HU"/>
+        </w:rPr>
+        <w:br/>
+        <w:t xml:space="preserve">          "</w:t>
+      </w:r>
+      <w:proofErr w:type="spellStart"/>
+      <w:r>
+        <w:rPr>
+          <w:rFonts w:ascii="Times New Roman" w:eastAsia="Times New Roman" w:hAnsi="Times New Roman" w:cs="Times New Roman"/>
+          <w:bCs/>
+          <w:kern w:val="0"/>
+          <w:sz w:val="24"/>
+          <w:szCs w:val="24"/>
+          <w:lang w:eastAsia="hu-HU"/>
+        </w:rPr>
+        <w:t>created</w:t>
+      </w:r>
+      <w:proofErr w:type="spellEnd"/>
+      <w:r>
+        <w:rPr>
+          <w:rFonts w:ascii="Times New Roman" w:eastAsia="Times New Roman" w:hAnsi="Times New Roman" w:cs="Times New Roman"/>
+          <w:bCs/>
+          <w:kern w:val="0"/>
+          <w:sz w:val="24"/>
+          <w:szCs w:val="24"/>
+          <w:lang w:eastAsia="hu-HU"/>
+        </w:rPr>
+        <w:t>_</w:t>
+      </w:r>
+      <w:proofErr w:type="spellStart"/>
+      <w:r>
+        <w:rPr>
+          <w:rFonts w:ascii="Times New Roman" w:eastAsia="Times New Roman" w:hAnsi="Times New Roman" w:cs="Times New Roman"/>
+          <w:bCs/>
+          <w:kern w:val="0"/>
+          <w:sz w:val="24"/>
+          <w:szCs w:val="24"/>
+          <w:lang w:eastAsia="hu-HU"/>
+        </w:rPr>
+        <w:t>at</w:t>
+      </w:r>
+      <w:proofErr w:type="spellEnd"/>
+      <w:r>
+        <w:rPr>
+          <w:rFonts w:ascii="Times New Roman" w:eastAsia="Times New Roman" w:hAnsi="Times New Roman" w:cs="Times New Roman"/>
+          <w:bCs/>
+          <w:kern w:val="0"/>
+          <w:sz w:val="24"/>
+          <w:szCs w:val="24"/>
+          <w:lang w:eastAsia="hu-HU"/>
+        </w:rPr>
+        <w:t>": "2026-03-28T22:01:39.000000Z",</w:t>
+      </w:r>
+      <w:r>
+        <w:rPr>
+          <w:rFonts w:ascii="Times New Roman" w:eastAsia="Times New Roman" w:hAnsi="Times New Roman" w:cs="Times New Roman"/>
+          <w:bCs/>
+          <w:kern w:val="0"/>
+          <w:sz w:val="24"/>
+          <w:szCs w:val="24"/>
+          <w:lang w:eastAsia="hu-HU"/>
+        </w:rPr>
+        <w:br/>
+        <w:t xml:space="preserve">          "</w:t>
+      </w:r>
+      <w:proofErr w:type="spellStart"/>
+      <w:r>
+        <w:rPr>
+          <w:rFonts w:ascii="Times New Roman" w:eastAsia="Times New Roman" w:hAnsi="Times New Roman" w:cs="Times New Roman"/>
+          <w:bCs/>
+          <w:kern w:val="0"/>
+          <w:sz w:val="24"/>
+          <w:szCs w:val="24"/>
+          <w:lang w:eastAsia="hu-HU"/>
+        </w:rPr>
+        <w:t>updated</w:t>
+      </w:r>
+      <w:proofErr w:type="spellEnd"/>
+      <w:r>
+        <w:rPr>
+          <w:rFonts w:ascii="Times New Roman" w:eastAsia="Times New Roman" w:hAnsi="Times New Roman" w:cs="Times New Roman"/>
+          <w:bCs/>
+          <w:kern w:val="0"/>
+          <w:sz w:val="24"/>
+          <w:szCs w:val="24"/>
+          <w:lang w:eastAsia="hu-HU"/>
+        </w:rPr>
+        <w:t>_</w:t>
+      </w:r>
+      <w:proofErr w:type="spellStart"/>
+      <w:r>
+        <w:rPr>
+          <w:rFonts w:ascii="Times New Roman" w:eastAsia="Times New Roman" w:hAnsi="Times New Roman" w:cs="Times New Roman"/>
+          <w:bCs/>
+          <w:kern w:val="0"/>
+          <w:sz w:val="24"/>
+          <w:szCs w:val="24"/>
+          <w:lang w:eastAsia="hu-HU"/>
+        </w:rPr>
+        <w:t>at</w:t>
+      </w:r>
+      <w:proofErr w:type="spellEnd"/>
+      <w:r>
+        <w:rPr>
+          <w:rFonts w:ascii="Times New Roman" w:eastAsia="Times New Roman" w:hAnsi="Times New Roman" w:cs="Times New Roman"/>
+          <w:bCs/>
+          <w:kern w:val="0"/>
+          <w:sz w:val="24"/>
+          <w:szCs w:val="24"/>
+          <w:lang w:eastAsia="hu-HU"/>
+        </w:rPr>
+        <w:t>": "2026-03-28T22:01:39.000000Z",</w:t>
+      </w:r>
+      <w:r>
+        <w:rPr>
+          <w:rFonts w:ascii="Times New Roman" w:eastAsia="Times New Roman" w:hAnsi="Times New Roman" w:cs="Times New Roman"/>
+          <w:bCs/>
+          <w:kern w:val="0"/>
+          <w:sz w:val="24"/>
+          <w:szCs w:val="24"/>
+          <w:lang w:eastAsia="hu-HU"/>
+        </w:rPr>
+        <w:br/>
+        <w:t xml:space="preserve">          "</w:t>
+      </w:r>
+      <w:proofErr w:type="spellStart"/>
+      <w:r>
+        <w:rPr>
+          <w:rFonts w:ascii="Times New Roman" w:eastAsia="Times New Roman" w:hAnsi="Times New Roman" w:cs="Times New Roman"/>
+          <w:bCs/>
+          <w:kern w:val="0"/>
+          <w:sz w:val="24"/>
+          <w:szCs w:val="24"/>
+          <w:lang w:eastAsia="hu-HU"/>
+        </w:rPr>
+        <w:t>typename</w:t>
+      </w:r>
+      <w:proofErr w:type="spellEnd"/>
+      <w:r>
+        <w:rPr>
+          <w:rFonts w:ascii="Times New Roman" w:eastAsia="Times New Roman" w:hAnsi="Times New Roman" w:cs="Times New Roman"/>
+          <w:bCs/>
+          <w:kern w:val="0"/>
+          <w:sz w:val="24"/>
+          <w:szCs w:val="24"/>
+          <w:lang w:eastAsia="hu-HU"/>
+        </w:rPr>
+        <w:t>": "</w:t>
+      </w:r>
+      <w:proofErr w:type="spellStart"/>
+      <w:r>
+        <w:rPr>
+          <w:rFonts w:ascii="Times New Roman" w:eastAsia="Times New Roman" w:hAnsi="Times New Roman" w:cs="Times New Roman"/>
+          <w:bCs/>
+          <w:kern w:val="0"/>
+          <w:sz w:val="24"/>
+          <w:szCs w:val="24"/>
+          <w:lang w:eastAsia="hu-HU"/>
+        </w:rPr>
+        <w:t>Rescue</w:t>
+      </w:r>
+      <w:proofErr w:type="spellEnd"/>
+      <w:r>
+        <w:rPr>
+          <w:rFonts w:ascii="Times New Roman" w:eastAsia="Times New Roman" w:hAnsi="Times New Roman" w:cs="Times New Roman"/>
+          <w:bCs/>
+          <w:kern w:val="0"/>
+          <w:sz w:val="24"/>
+          <w:szCs w:val="24"/>
+          <w:lang w:eastAsia="hu-HU"/>
+        </w:rPr>
+        <w:t xml:space="preserve"> </w:t>
+      </w:r>
+      <w:proofErr w:type="spellStart"/>
+      <w:r>
+        <w:rPr>
+          <w:rFonts w:ascii="Times New Roman" w:eastAsia="Times New Roman" w:hAnsi="Times New Roman" w:cs="Times New Roman"/>
+          <w:bCs/>
+          <w:kern w:val="0"/>
+          <w:sz w:val="24"/>
+          <w:szCs w:val="24"/>
+          <w:lang w:eastAsia="hu-HU"/>
+        </w:rPr>
+        <w:t>Vehicle</w:t>
+      </w:r>
+      <w:proofErr w:type="spellEnd"/>
+      <w:r>
+        <w:rPr>
+          <w:rFonts w:ascii="Times New Roman" w:eastAsia="Times New Roman" w:hAnsi="Times New Roman" w:cs="Times New Roman"/>
+          <w:bCs/>
+          <w:kern w:val="0"/>
+          <w:sz w:val="24"/>
+          <w:szCs w:val="24"/>
+          <w:lang w:eastAsia="hu-HU"/>
+        </w:rPr>
+        <w:t>"</w:t>
+      </w:r>
+      <w:r>
+        <w:rPr>
+          <w:rFonts w:ascii="Times New Roman" w:eastAsia="Times New Roman" w:hAnsi="Times New Roman" w:cs="Times New Roman"/>
+          <w:bCs/>
+          <w:kern w:val="0"/>
+          <w:sz w:val="24"/>
+          <w:szCs w:val="24"/>
+          <w:lang w:eastAsia="hu-HU"/>
+        </w:rPr>
+        <w:br/>
+        <w:t xml:space="preserve">        }</w:t>
+      </w:r>
+      <w:r>
+        <w:rPr>
+          <w:rFonts w:ascii="Times New Roman" w:eastAsia="Times New Roman" w:hAnsi="Times New Roman" w:cs="Times New Roman"/>
+          <w:bCs/>
+          <w:kern w:val="0"/>
+          <w:sz w:val="24"/>
+          <w:szCs w:val="24"/>
+          <w:lang w:eastAsia="hu-HU"/>
+        </w:rPr>
+        <w:br/>
+        <w:t xml:space="preserve">  },</w:t>
+      </w:r>
       <w:proofErr w:type="gramEnd"/>
-      <w:r>
-        <w:rPr>
-          <w:rFonts w:ascii="Times New Roman" w:eastAsia="Times New Roman" w:hAnsi="Times New Roman" w:cs="Times New Roman"/>
-          <w:bCs/>
-          <w:kern w:val="0"/>
-          <w:sz w:val="24"/>
-          <w:szCs w:val="24"/>
-          <w:lang w:eastAsia="hu-HU"/>
-        </w:rPr>
-        <w:t>id</w:t>
-      </w:r>
-      <w:proofErr w:type="spellEnd"/>
-      <w:r>
-        <w:rPr>
-          <w:rFonts w:ascii="Times New Roman" w:eastAsia="Times New Roman" w:hAnsi="Times New Roman" w:cs="Times New Roman"/>
-          <w:bCs/>
-          <w:kern w:val="0"/>
-          <w:sz w:val="24"/>
-          <w:szCs w:val="24"/>
-          <w:lang w:eastAsia="hu-HU"/>
-        </w:rPr>
-        <w:t>": 1,</w:t>
-      </w:r>
-      <w:r>
-        <w:rPr>
-          <w:rFonts w:ascii="Times New Roman" w:eastAsia="Times New Roman" w:hAnsi="Times New Roman" w:cs="Times New Roman"/>
-          <w:bCs/>
-          <w:kern w:val="0"/>
-          <w:sz w:val="24"/>
-          <w:szCs w:val="24"/>
-          <w:lang w:eastAsia="hu-HU"/>
-        </w:rPr>
-        <w:br/>
-        <w:t xml:space="preserve">    "</w:t>
-      </w:r>
-      <w:proofErr w:type="spellStart"/>
-      <w:r>
-        <w:rPr>
-          <w:rFonts w:ascii="Times New Roman" w:eastAsia="Times New Roman" w:hAnsi="Times New Roman" w:cs="Times New Roman"/>
-          <w:bCs/>
-          <w:kern w:val="0"/>
-          <w:sz w:val="24"/>
-          <w:szCs w:val="24"/>
-          <w:lang w:eastAsia="hu-HU"/>
-        </w:rPr>
-        <w:t>created</w:t>
-      </w:r>
-      <w:proofErr w:type="spellEnd"/>
-      <w:r>
-        <w:rPr>
-          <w:rFonts w:ascii="Times New Roman" w:eastAsia="Times New Roman" w:hAnsi="Times New Roman" w:cs="Times New Roman"/>
-          <w:bCs/>
-          <w:kern w:val="0"/>
-          <w:sz w:val="24"/>
-          <w:szCs w:val="24"/>
-          <w:lang w:eastAsia="hu-HU"/>
-        </w:rPr>
-        <w:t>_</w:t>
-      </w:r>
-      <w:proofErr w:type="spellStart"/>
-      <w:r>
-        <w:rPr>
-          <w:rFonts w:ascii="Times New Roman" w:eastAsia="Times New Roman" w:hAnsi="Times New Roman" w:cs="Times New Roman"/>
-          <w:bCs/>
-          <w:kern w:val="0"/>
-          <w:sz w:val="24"/>
-          <w:szCs w:val="24"/>
-          <w:lang w:eastAsia="hu-HU"/>
-        </w:rPr>
-        <w:t>at</w:t>
-      </w:r>
-      <w:proofErr w:type="spellEnd"/>
-      <w:r>
-        <w:rPr>
-          <w:rFonts w:ascii="Times New Roman" w:eastAsia="Times New Roman" w:hAnsi="Times New Roman" w:cs="Times New Roman"/>
-          <w:bCs/>
-          <w:kern w:val="0"/>
-          <w:sz w:val="24"/>
-          <w:szCs w:val="24"/>
-          <w:lang w:eastAsia="hu-HU"/>
-        </w:rPr>
-        <w:t>": "2026-03-28T22:01:39.000000Z",</w:t>
-      </w:r>
-      <w:r>
-        <w:rPr>
-          <w:rFonts w:ascii="Times New Roman" w:eastAsia="Times New Roman" w:hAnsi="Times New Roman" w:cs="Times New Roman"/>
-          <w:bCs/>
-          <w:kern w:val="0"/>
-          <w:sz w:val="24"/>
-          <w:szCs w:val="24"/>
-          <w:lang w:eastAsia="hu-HU"/>
-        </w:rPr>
-        <w:br/>
-        <w:t xml:space="preserve">    "</w:t>
-      </w:r>
-      <w:proofErr w:type="spellStart"/>
-      <w:r>
-        <w:rPr>
-          <w:rFonts w:ascii="Times New Roman" w:eastAsia="Times New Roman" w:hAnsi="Times New Roman" w:cs="Times New Roman"/>
-          <w:bCs/>
-          <w:kern w:val="0"/>
-          <w:sz w:val="24"/>
-          <w:szCs w:val="24"/>
-          <w:lang w:eastAsia="hu-HU"/>
-        </w:rPr>
-        <w:t>updated</w:t>
-      </w:r>
-      <w:proofErr w:type="spellEnd"/>
-      <w:r>
-        <w:rPr>
-          <w:rFonts w:ascii="Times New Roman" w:eastAsia="Times New Roman" w:hAnsi="Times New Roman" w:cs="Times New Roman"/>
-          <w:bCs/>
-          <w:kern w:val="0"/>
-          <w:sz w:val="24"/>
-          <w:szCs w:val="24"/>
-          <w:lang w:eastAsia="hu-HU"/>
-        </w:rPr>
-        <w:t>_</w:t>
-      </w:r>
-      <w:proofErr w:type="spellStart"/>
-      <w:r>
-        <w:rPr>
-          <w:rFonts w:ascii="Times New Roman" w:eastAsia="Times New Roman" w:hAnsi="Times New Roman" w:cs="Times New Roman"/>
-          <w:bCs/>
-          <w:kern w:val="0"/>
-          <w:sz w:val="24"/>
-          <w:szCs w:val="24"/>
-          <w:lang w:eastAsia="hu-HU"/>
-        </w:rPr>
-        <w:t>at</w:t>
-      </w:r>
-      <w:proofErr w:type="spellEnd"/>
-      <w:r>
-        <w:rPr>
-          <w:rFonts w:ascii="Times New Roman" w:eastAsia="Times New Roman" w:hAnsi="Times New Roman" w:cs="Times New Roman"/>
-          <w:bCs/>
-          <w:kern w:val="0"/>
-          <w:sz w:val="24"/>
-          <w:szCs w:val="24"/>
-          <w:lang w:eastAsia="hu-HU"/>
-        </w:rPr>
-        <w:t>": "2026-04-13T15:23:07.000000Z",</w:t>
-      </w:r>
-      <w:r>
-        <w:rPr>
-          <w:rFonts w:ascii="Times New Roman" w:eastAsia="Times New Roman" w:hAnsi="Times New Roman" w:cs="Times New Roman"/>
-          <w:bCs/>
-          <w:kern w:val="0"/>
-          <w:sz w:val="24"/>
-          <w:szCs w:val="24"/>
-          <w:lang w:eastAsia="hu-HU"/>
-        </w:rPr>
-        <w:br/>
-        <w:t xml:space="preserve">    "</w:t>
-      </w:r>
-      <w:proofErr w:type="spellStart"/>
-      <w:r>
-        <w:rPr>
-          <w:rFonts w:ascii="Times New Roman" w:eastAsia="Times New Roman" w:hAnsi="Times New Roman" w:cs="Times New Roman"/>
-          <w:bCs/>
-          <w:kern w:val="0"/>
-          <w:sz w:val="24"/>
-          <w:szCs w:val="24"/>
-          <w:lang w:eastAsia="hu-HU"/>
-        </w:rPr>
-        <w:t>name</w:t>
-      </w:r>
-      <w:proofErr w:type="spellEnd"/>
-      <w:r>
-        <w:rPr>
-          <w:rFonts w:ascii="Times New Roman" w:eastAsia="Times New Roman" w:hAnsi="Times New Roman" w:cs="Times New Roman"/>
-          <w:bCs/>
-          <w:kern w:val="0"/>
-          <w:sz w:val="24"/>
-          <w:szCs w:val="24"/>
-          <w:lang w:eastAsia="hu-HU"/>
-        </w:rPr>
-        <w:t>": "</w:t>
-      </w:r>
-      <w:proofErr w:type="spellStart"/>
-      <w:r>
-        <w:rPr>
-          <w:rFonts w:ascii="Times New Roman" w:eastAsia="Times New Roman" w:hAnsi="Times New Roman" w:cs="Times New Roman"/>
-          <w:bCs/>
-          <w:kern w:val="0"/>
-          <w:sz w:val="24"/>
-          <w:szCs w:val="24"/>
-          <w:lang w:eastAsia="hu-HU"/>
-        </w:rPr>
-        <w:t>Fire</w:t>
-      </w:r>
-      <w:proofErr w:type="spellEnd"/>
-      <w:r>
-        <w:rPr>
-          <w:rFonts w:ascii="Times New Roman" w:eastAsia="Times New Roman" w:hAnsi="Times New Roman" w:cs="Times New Roman"/>
-          <w:bCs/>
-          <w:kern w:val="0"/>
-          <w:sz w:val="24"/>
-          <w:szCs w:val="24"/>
-          <w:lang w:eastAsia="hu-HU"/>
-        </w:rPr>
-        <w:t xml:space="preserve"> </w:t>
-      </w:r>
-      <w:proofErr w:type="spellStart"/>
-      <w:r>
-        <w:rPr>
-          <w:rFonts w:ascii="Times New Roman" w:eastAsia="Times New Roman" w:hAnsi="Times New Roman" w:cs="Times New Roman"/>
-          <w:bCs/>
-          <w:kern w:val="0"/>
-          <w:sz w:val="24"/>
-          <w:szCs w:val="24"/>
-          <w:lang w:eastAsia="hu-HU"/>
-        </w:rPr>
-        <w:t>Truck</w:t>
-      </w:r>
-      <w:proofErr w:type="spellEnd"/>
-      <w:r>
-        <w:rPr>
-          <w:rFonts w:ascii="Times New Roman" w:eastAsia="Times New Roman" w:hAnsi="Times New Roman" w:cs="Times New Roman"/>
-          <w:bCs/>
-          <w:kern w:val="0"/>
-          <w:sz w:val="24"/>
-          <w:szCs w:val="24"/>
-          <w:lang w:eastAsia="hu-HU"/>
-        </w:rPr>
-        <w:t xml:space="preserve"> </w:t>
-      </w:r>
-      <w:proofErr w:type="spellStart"/>
-      <w:r>
-        <w:rPr>
-          <w:rFonts w:ascii="Times New Roman" w:eastAsia="Times New Roman" w:hAnsi="Times New Roman" w:cs="Times New Roman"/>
-          <w:bCs/>
-          <w:kern w:val="0"/>
-          <w:sz w:val="24"/>
-          <w:szCs w:val="24"/>
-          <w:lang w:eastAsia="hu-HU"/>
-        </w:rPr>
-        <w:t>Alpha</w:t>
-      </w:r>
-      <w:proofErr w:type="spellEnd"/>
-      <w:r>
-        <w:rPr>
-          <w:rFonts w:ascii="Times New Roman" w:eastAsia="Times New Roman" w:hAnsi="Times New Roman" w:cs="Times New Roman"/>
-          <w:bCs/>
-          <w:kern w:val="0"/>
-          <w:sz w:val="24"/>
-          <w:szCs w:val="24"/>
-          <w:lang w:eastAsia="hu-HU"/>
-        </w:rPr>
-        <w:t>",</w:t>
-      </w:r>
-      <w:r>
-        <w:rPr>
-          <w:rFonts w:ascii="Times New Roman" w:eastAsia="Times New Roman" w:hAnsi="Times New Roman" w:cs="Times New Roman"/>
-          <w:bCs/>
-          <w:kern w:val="0"/>
-          <w:sz w:val="24"/>
-          <w:szCs w:val="24"/>
-          <w:lang w:eastAsia="hu-HU"/>
-        </w:rPr>
-        <w:br/>
-        <w:t xml:space="preserve">    "</w:t>
-      </w:r>
-      <w:proofErr w:type="spellStart"/>
-      <w:r>
-        <w:rPr>
-          <w:rFonts w:ascii="Times New Roman" w:eastAsia="Times New Roman" w:hAnsi="Times New Roman" w:cs="Times New Roman"/>
-          <w:bCs/>
-          <w:kern w:val="0"/>
-          <w:sz w:val="24"/>
-          <w:szCs w:val="24"/>
-          <w:lang w:eastAsia="hu-HU"/>
-        </w:rPr>
-        <w:t>typeId</w:t>
-      </w:r>
-      <w:proofErr w:type="spellEnd"/>
-      <w:r>
-        <w:rPr>
-          <w:rFonts w:ascii="Times New Roman" w:eastAsia="Times New Roman" w:hAnsi="Times New Roman" w:cs="Times New Roman"/>
-          <w:bCs/>
-          <w:kern w:val="0"/>
-          <w:sz w:val="24"/>
-          <w:szCs w:val="24"/>
-          <w:lang w:eastAsia="hu-HU"/>
-        </w:rPr>
-        <w:t>": 2</w:t>
-      </w:r>
-      <w:proofErr w:type="gramStart"/>
-      <w:r>
-        <w:rPr>
-          <w:rFonts w:ascii="Times New Roman" w:eastAsia="Times New Roman" w:hAnsi="Times New Roman" w:cs="Times New Roman"/>
-          <w:bCs/>
-          <w:kern w:val="0"/>
-          <w:sz w:val="24"/>
-          <w:szCs w:val="24"/>
-          <w:lang w:eastAsia="hu-HU"/>
-        </w:rPr>
-        <w:t>,</w:t>
-      </w:r>
-      <w:r>
-        <w:rPr>
-          <w:rFonts w:ascii="Times New Roman" w:eastAsia="Times New Roman" w:hAnsi="Times New Roman" w:cs="Times New Roman"/>
-          <w:bCs/>
-          <w:kern w:val="0"/>
-          <w:sz w:val="24"/>
-          <w:szCs w:val="24"/>
-          <w:lang w:eastAsia="hu-HU"/>
-        </w:rPr>
-        <w:br/>
-        <w:t xml:space="preserve">    "</w:t>
-      </w:r>
-      <w:proofErr w:type="spellStart"/>
-      <w:proofErr w:type="gramEnd"/>
-      <w:r>
-        <w:rPr>
-          <w:rFonts w:ascii="Times New Roman" w:eastAsia="Times New Roman" w:hAnsi="Times New Roman" w:cs="Times New Roman"/>
-          <w:bCs/>
-          <w:kern w:val="0"/>
-          <w:sz w:val="24"/>
-          <w:szCs w:val="24"/>
-          <w:lang w:eastAsia="hu-HU"/>
-        </w:rPr>
-        <w:t>imageName</w:t>
-      </w:r>
-      <w:proofErr w:type="spellEnd"/>
-      <w:r>
-        <w:rPr>
-          <w:rFonts w:ascii="Times New Roman" w:eastAsia="Times New Roman" w:hAnsi="Times New Roman" w:cs="Times New Roman"/>
-          <w:bCs/>
-          <w:kern w:val="0"/>
-          <w:sz w:val="24"/>
-          <w:szCs w:val="24"/>
-          <w:lang w:eastAsia="hu-HU"/>
-        </w:rPr>
-        <w:t>": "</w:t>
-      </w:r>
-      <w:proofErr w:type="spellStart"/>
-      <w:r>
-        <w:rPr>
-          <w:rFonts w:ascii="Times New Roman" w:eastAsia="Times New Roman" w:hAnsi="Times New Roman" w:cs="Times New Roman"/>
-          <w:bCs/>
-          <w:kern w:val="0"/>
-          <w:sz w:val="24"/>
-          <w:szCs w:val="24"/>
-          <w:lang w:eastAsia="hu-HU"/>
-        </w:rPr>
-        <w:t>fire</w:t>
-      </w:r>
-      <w:proofErr w:type="spellEnd"/>
-      <w:r>
-        <w:rPr>
-          <w:rFonts w:ascii="Times New Roman" w:eastAsia="Times New Roman" w:hAnsi="Times New Roman" w:cs="Times New Roman"/>
-          <w:bCs/>
-          <w:kern w:val="0"/>
-          <w:sz w:val="24"/>
-          <w:szCs w:val="24"/>
-          <w:lang w:eastAsia="hu-HU"/>
-        </w:rPr>
-        <w:t>_</w:t>
-      </w:r>
-      <w:proofErr w:type="spellStart"/>
-      <w:r>
-        <w:rPr>
-          <w:rFonts w:ascii="Times New Roman" w:eastAsia="Times New Roman" w:hAnsi="Times New Roman" w:cs="Times New Roman"/>
-          <w:bCs/>
-          <w:kern w:val="0"/>
-          <w:sz w:val="24"/>
-          <w:szCs w:val="24"/>
-          <w:lang w:eastAsia="hu-HU"/>
-        </w:rPr>
-        <w:t>alpha.jpg</w:t>
-      </w:r>
-      <w:proofErr w:type="spellEnd"/>
-      <w:r>
-        <w:rPr>
-          <w:rFonts w:ascii="Times New Roman" w:eastAsia="Times New Roman" w:hAnsi="Times New Roman" w:cs="Times New Roman"/>
-          <w:bCs/>
-          <w:kern w:val="0"/>
-          <w:sz w:val="24"/>
-          <w:szCs w:val="24"/>
-          <w:lang w:eastAsia="hu-HU"/>
-        </w:rPr>
-        <w:t>",</w:t>
-      </w:r>
-      <w:r>
-        <w:rPr>
-          <w:rFonts w:ascii="Times New Roman" w:eastAsia="Times New Roman" w:hAnsi="Times New Roman" w:cs="Times New Roman"/>
-          <w:bCs/>
-          <w:kern w:val="0"/>
-          <w:sz w:val="24"/>
-          <w:szCs w:val="24"/>
-          <w:lang w:eastAsia="hu-HU"/>
-        </w:rPr>
-        <w:br/>
-        <w:t xml:space="preserve">    "</w:t>
-      </w:r>
-      <w:proofErr w:type="spellStart"/>
-      <w:r>
-        <w:rPr>
-          <w:rFonts w:ascii="Times New Roman" w:eastAsia="Times New Roman" w:hAnsi="Times New Roman" w:cs="Times New Roman"/>
-          <w:bCs/>
-          <w:kern w:val="0"/>
-          <w:sz w:val="24"/>
-          <w:szCs w:val="24"/>
-          <w:lang w:eastAsia="hu-HU"/>
-        </w:rPr>
-        <w:t>cartypes</w:t>
-      </w:r>
-      <w:proofErr w:type="spellEnd"/>
-      <w:r>
-        <w:rPr>
-          <w:rFonts w:ascii="Times New Roman" w:eastAsia="Times New Roman" w:hAnsi="Times New Roman" w:cs="Times New Roman"/>
-          <w:bCs/>
-          <w:kern w:val="0"/>
-          <w:sz w:val="24"/>
-          <w:szCs w:val="24"/>
-          <w:lang w:eastAsia="hu-HU"/>
-        </w:rPr>
-        <w:t>": {</w:t>
-      </w:r>
-      <w:r>
-        <w:rPr>
-          <w:rFonts w:ascii="Times New Roman" w:eastAsia="Times New Roman" w:hAnsi="Times New Roman" w:cs="Times New Roman"/>
-          <w:bCs/>
-          <w:kern w:val="0"/>
-          <w:sz w:val="24"/>
-          <w:szCs w:val="24"/>
-          <w:lang w:eastAsia="hu-HU"/>
-        </w:rPr>
-        <w:br/>
-        <w:t xml:space="preserve">          "</w:t>
-      </w:r>
-      <w:proofErr w:type="spellStart"/>
-      <w:r>
-        <w:rPr>
-          <w:rFonts w:ascii="Times New Roman" w:eastAsia="Times New Roman" w:hAnsi="Times New Roman" w:cs="Times New Roman"/>
-          <w:bCs/>
-          <w:kern w:val="0"/>
-          <w:sz w:val="24"/>
-          <w:szCs w:val="24"/>
-          <w:lang w:eastAsia="hu-HU"/>
-        </w:rPr>
-        <w:t>id</w:t>
-      </w:r>
-      <w:proofErr w:type="spellEnd"/>
-      <w:r>
-        <w:rPr>
-          <w:rFonts w:ascii="Times New Roman" w:eastAsia="Times New Roman" w:hAnsi="Times New Roman" w:cs="Times New Roman"/>
-          <w:bCs/>
-          <w:kern w:val="0"/>
-          <w:sz w:val="24"/>
-          <w:szCs w:val="24"/>
-          <w:lang w:eastAsia="hu-HU"/>
-        </w:rPr>
-        <w:t>": 2,</w:t>
-      </w:r>
-      <w:r>
-        <w:rPr>
-          <w:rFonts w:ascii="Times New Roman" w:eastAsia="Times New Roman" w:hAnsi="Times New Roman" w:cs="Times New Roman"/>
-          <w:bCs/>
-          <w:kern w:val="0"/>
-          <w:sz w:val="24"/>
-          <w:szCs w:val="24"/>
-          <w:lang w:eastAsia="hu-HU"/>
-        </w:rPr>
-        <w:br/>
-        <w:t xml:space="preserve">          "</w:t>
-      </w:r>
-      <w:proofErr w:type="spellStart"/>
-      <w:r>
-        <w:rPr>
-          <w:rFonts w:ascii="Times New Roman" w:eastAsia="Times New Roman" w:hAnsi="Times New Roman" w:cs="Times New Roman"/>
-          <w:bCs/>
-          <w:kern w:val="0"/>
-          <w:sz w:val="24"/>
-          <w:szCs w:val="24"/>
-          <w:lang w:eastAsia="hu-HU"/>
-        </w:rPr>
-        <w:t>created</w:t>
-      </w:r>
-      <w:proofErr w:type="spellEnd"/>
-      <w:r>
-        <w:rPr>
-          <w:rFonts w:ascii="Times New Roman" w:eastAsia="Times New Roman" w:hAnsi="Times New Roman" w:cs="Times New Roman"/>
-          <w:bCs/>
-          <w:kern w:val="0"/>
-          <w:sz w:val="24"/>
-          <w:szCs w:val="24"/>
-          <w:lang w:eastAsia="hu-HU"/>
-        </w:rPr>
-        <w:t>_</w:t>
-      </w:r>
-      <w:proofErr w:type="spellStart"/>
-      <w:r>
-        <w:rPr>
-          <w:rFonts w:ascii="Times New Roman" w:eastAsia="Times New Roman" w:hAnsi="Times New Roman" w:cs="Times New Roman"/>
-          <w:bCs/>
-          <w:kern w:val="0"/>
-          <w:sz w:val="24"/>
-          <w:szCs w:val="24"/>
-          <w:lang w:eastAsia="hu-HU"/>
-        </w:rPr>
-        <w:t>at</w:t>
-      </w:r>
-      <w:proofErr w:type="spellEnd"/>
-      <w:r>
-        <w:rPr>
-          <w:rFonts w:ascii="Times New Roman" w:eastAsia="Times New Roman" w:hAnsi="Times New Roman" w:cs="Times New Roman"/>
-          <w:bCs/>
-          <w:kern w:val="0"/>
-          <w:sz w:val="24"/>
-          <w:szCs w:val="24"/>
-          <w:lang w:eastAsia="hu-HU"/>
-        </w:rPr>
-        <w:t>": "2026-03-28T22:01:39.000000Z",</w:t>
-      </w:r>
-      <w:r>
-        <w:rPr>
-          <w:rFonts w:ascii="Times New Roman" w:eastAsia="Times New Roman" w:hAnsi="Times New Roman" w:cs="Times New Roman"/>
-          <w:bCs/>
-          <w:kern w:val="0"/>
-          <w:sz w:val="24"/>
-          <w:szCs w:val="24"/>
-          <w:lang w:eastAsia="hu-HU"/>
-        </w:rPr>
-        <w:br/>
-        <w:t xml:space="preserve">          "</w:t>
-      </w:r>
-      <w:proofErr w:type="spellStart"/>
-      <w:r>
-        <w:rPr>
-          <w:rFonts w:ascii="Times New Roman" w:eastAsia="Times New Roman" w:hAnsi="Times New Roman" w:cs="Times New Roman"/>
-          <w:bCs/>
-          <w:kern w:val="0"/>
-          <w:sz w:val="24"/>
-          <w:szCs w:val="24"/>
-          <w:lang w:eastAsia="hu-HU"/>
-        </w:rPr>
-        <w:t>updated</w:t>
-      </w:r>
-      <w:proofErr w:type="spellEnd"/>
-      <w:r>
-        <w:rPr>
-          <w:rFonts w:ascii="Times New Roman" w:eastAsia="Times New Roman" w:hAnsi="Times New Roman" w:cs="Times New Roman"/>
-          <w:bCs/>
-          <w:kern w:val="0"/>
-          <w:sz w:val="24"/>
-          <w:szCs w:val="24"/>
-          <w:lang w:eastAsia="hu-HU"/>
-        </w:rPr>
-        <w:t>_</w:t>
-      </w:r>
-      <w:proofErr w:type="spellStart"/>
-      <w:r>
-        <w:rPr>
-          <w:rFonts w:ascii="Times New Roman" w:eastAsia="Times New Roman" w:hAnsi="Times New Roman" w:cs="Times New Roman"/>
-          <w:bCs/>
-          <w:kern w:val="0"/>
-          <w:sz w:val="24"/>
-          <w:szCs w:val="24"/>
-          <w:lang w:eastAsia="hu-HU"/>
-        </w:rPr>
-        <w:t>at</w:t>
-      </w:r>
-      <w:proofErr w:type="spellEnd"/>
-      <w:r>
-        <w:rPr>
-          <w:rFonts w:ascii="Times New Roman" w:eastAsia="Times New Roman" w:hAnsi="Times New Roman" w:cs="Times New Roman"/>
-          <w:bCs/>
-          <w:kern w:val="0"/>
-          <w:sz w:val="24"/>
-          <w:szCs w:val="24"/>
-          <w:lang w:eastAsia="hu-HU"/>
-        </w:rPr>
-        <w:t>": "2026-03-28T22:01:39.000000Z",</w:t>
-      </w:r>
-      <w:r>
-        <w:rPr>
-          <w:rFonts w:ascii="Times New Roman" w:eastAsia="Times New Roman" w:hAnsi="Times New Roman" w:cs="Times New Roman"/>
-          <w:bCs/>
-          <w:kern w:val="0"/>
-          <w:sz w:val="24"/>
-          <w:szCs w:val="24"/>
-          <w:lang w:eastAsia="hu-HU"/>
-        </w:rPr>
-        <w:br/>
-        <w:t xml:space="preserve">          "</w:t>
-      </w:r>
-      <w:proofErr w:type="spellStart"/>
-      <w:r>
-        <w:rPr>
-          <w:rFonts w:ascii="Times New Roman" w:eastAsia="Times New Roman" w:hAnsi="Times New Roman" w:cs="Times New Roman"/>
-          <w:bCs/>
-          <w:kern w:val="0"/>
-          <w:sz w:val="24"/>
-          <w:szCs w:val="24"/>
-          <w:lang w:eastAsia="hu-HU"/>
-        </w:rPr>
-        <w:t>typename</w:t>
-      </w:r>
-      <w:proofErr w:type="spellEnd"/>
-      <w:r>
-        <w:rPr>
-          <w:rFonts w:ascii="Times New Roman" w:eastAsia="Times New Roman" w:hAnsi="Times New Roman" w:cs="Times New Roman"/>
-          <w:bCs/>
-          <w:kern w:val="0"/>
-          <w:sz w:val="24"/>
-          <w:szCs w:val="24"/>
-          <w:lang w:eastAsia="hu-HU"/>
-        </w:rPr>
-        <w:t>": "</w:t>
-      </w:r>
-      <w:proofErr w:type="spellStart"/>
-      <w:r>
-        <w:rPr>
-          <w:rFonts w:ascii="Times New Roman" w:eastAsia="Times New Roman" w:hAnsi="Times New Roman" w:cs="Times New Roman"/>
-          <w:bCs/>
-          <w:kern w:val="0"/>
-          <w:sz w:val="24"/>
-          <w:szCs w:val="24"/>
-          <w:lang w:eastAsia="hu-HU"/>
-        </w:rPr>
-        <w:t>Rescue</w:t>
-      </w:r>
-      <w:proofErr w:type="spellEnd"/>
-      <w:r>
-        <w:rPr>
-          <w:rFonts w:ascii="Times New Roman" w:eastAsia="Times New Roman" w:hAnsi="Times New Roman" w:cs="Times New Roman"/>
-          <w:bCs/>
-          <w:kern w:val="0"/>
-          <w:sz w:val="24"/>
-          <w:szCs w:val="24"/>
-          <w:lang w:eastAsia="hu-HU"/>
-        </w:rPr>
-        <w:t xml:space="preserve"> </w:t>
-      </w:r>
-      <w:proofErr w:type="spellStart"/>
-      <w:r>
-        <w:rPr>
-          <w:rFonts w:ascii="Times New Roman" w:eastAsia="Times New Roman" w:hAnsi="Times New Roman" w:cs="Times New Roman"/>
-          <w:bCs/>
-          <w:kern w:val="0"/>
-          <w:sz w:val="24"/>
-          <w:szCs w:val="24"/>
-          <w:lang w:eastAsia="hu-HU"/>
-        </w:rPr>
-        <w:t>Vehicle</w:t>
-      </w:r>
-      <w:proofErr w:type="spellEnd"/>
-      <w:r>
-        <w:rPr>
-          <w:rFonts w:ascii="Times New Roman" w:eastAsia="Times New Roman" w:hAnsi="Times New Roman" w:cs="Times New Roman"/>
-          <w:bCs/>
-          <w:kern w:val="0"/>
-          <w:sz w:val="24"/>
-          <w:szCs w:val="24"/>
-          <w:lang w:eastAsia="hu-HU"/>
-        </w:rPr>
-        <w:t>"</w:t>
-      </w:r>
-      <w:r>
-        <w:rPr>
-          <w:rFonts w:ascii="Times New Roman" w:eastAsia="Times New Roman" w:hAnsi="Times New Roman" w:cs="Times New Roman"/>
-          <w:bCs/>
-          <w:kern w:val="0"/>
-          <w:sz w:val="24"/>
-          <w:szCs w:val="24"/>
-          <w:lang w:eastAsia="hu-HU"/>
-        </w:rPr>
-        <w:br/>
-        <w:t xml:space="preserve">        }</w:t>
-      </w:r>
-      <w:r>
-        <w:rPr>
-          <w:rFonts w:ascii="Times New Roman" w:eastAsia="Times New Roman" w:hAnsi="Times New Roman" w:cs="Times New Roman"/>
-          <w:bCs/>
-          <w:kern w:val="0"/>
-          <w:sz w:val="24"/>
-          <w:szCs w:val="24"/>
-          <w:lang w:eastAsia="hu-HU"/>
-        </w:rPr>
-        <w:br/>
-        <w:t xml:space="preserve">  },</w:t>
-      </w:r>
     </w:p>
     <w:p>
       <w:pPr>
@@ -8378,20 +8343,8 @@
           <w:szCs w:val="24"/>
           <w:lang w:eastAsia="hu-HU"/>
         </w:rPr>
-        <w:t xml:space="preserve"> kapja meg a tűzoltók </w:t>
-      </w:r>
-      <w:proofErr w:type="spellStart"/>
-      <w:r>
-        <w:rPr>
-          <w:rFonts w:ascii="Times New Roman" w:eastAsia="Times New Roman" w:hAnsi="Times New Roman" w:cs="Times New Roman"/>
-          <w:kern w:val="0"/>
-          <w:sz w:val="24"/>
-          <w:szCs w:val="24"/>
-          <w:lang w:eastAsia="hu-HU"/>
-        </w:rPr>
-        <w:t>vizsgaadatait.</w:t>
-      </w:r>
-      <w:proofErr w:type="spellEnd"/>
+        <w:t xml:space="preserve"> kapja meg a tűzoltók vizsgaadatait.</w:t>
+      </w:r>
     </w:p>
     <w:p>
       <w:pPr>
@@ -8435,6 +8388,7 @@
         </w:rPr>
       </w:pPr>
       <w:proofErr w:type="spellStart"/>
+      <w:proofErr w:type="gramStart"/>
       <w:r>
         <w:rPr>
           <w:rFonts w:ascii="Times New Roman" w:eastAsia="Times New Roman" w:hAnsi="Times New Roman" w:cs="Times New Roman"/>
@@ -8472,7 +8426,6 @@
         </w:rPr>
         <w:br/>
       </w:r>
-      <w:proofErr w:type="gramStart"/>
       <w:r>
         <w:rPr>
           <w:rFonts w:ascii="Times New Roman" w:eastAsia="Times New Roman" w:hAnsi="Times New Roman" w:cs="Times New Roman"/>
@@ -9534,14 +9487,9 @@
           <w:ilvl w:val="2"/>
           <w:numId w:val="7"/>
         </w:numPr>
-        <w:rPr>
-          <w:rStyle w:val="HTML-kd"/>
-          <w:rFonts w:ascii="Times New Roman" w:hAnsi="Times New Roman" w:cs="Times New Roman"/>
-          <w:sz w:val="24"/>
-          <w:szCs w:val="24"/>
-        </w:rPr>
-      </w:pPr>
-      <w:proofErr w:type="spellStart"/>
+      </w:pPr>
+      <w:proofErr w:type="spellStart"/>
+      <w:proofErr w:type="gramStart"/>
       <w:r>
         <w:rPr>
           <w:b/>
@@ -9566,7 +9514,6 @@
       <w:r>
         <w:t xml:space="preserve">  </w:t>
       </w:r>
-      <w:proofErr w:type="gramStart"/>
       <w:r>
         <w:t>{</w:t>
       </w:r>
@@ -9575,98 +9522,211 @@
         <w:t xml:space="preserve">    "</w:t>
       </w:r>
       <w:proofErr w:type="spellStart"/>
+      <w:r>
+        <w:t>id</w:t>
+      </w:r>
+      <w:proofErr w:type="spellEnd"/>
+      <w:r>
+        <w:t>": 4,</w:t>
+      </w:r>
+      <w:r>
+        <w:br/>
+        <w:t xml:space="preserve">    "</w:t>
+      </w:r>
+      <w:proofErr w:type="spellStart"/>
+      <w:r>
+        <w:t>created</w:t>
+      </w:r>
+      <w:proofErr w:type="spellEnd"/>
+      <w:r>
+        <w:t>_</w:t>
+      </w:r>
+      <w:proofErr w:type="spellStart"/>
+      <w:r>
+        <w:t>at</w:t>
+      </w:r>
+      <w:proofErr w:type="spellEnd"/>
+      <w:r>
+        <w:t>": "2026-04-15T11:07:53.000000Z",</w:t>
+      </w:r>
+      <w:r>
+        <w:br/>
+        <w:t xml:space="preserve">    "</w:t>
+      </w:r>
+      <w:proofErr w:type="spellStart"/>
+      <w:r>
+        <w:t>updated</w:t>
+      </w:r>
+      <w:proofErr w:type="spellEnd"/>
+      <w:r>
+        <w:t>_</w:t>
+      </w:r>
+      <w:proofErr w:type="spellStart"/>
+      <w:r>
+        <w:t>at</w:t>
+      </w:r>
+      <w:proofErr w:type="spellEnd"/>
+      <w:r>
+        <w:t>": "2026-04-15T16:19:12.000000Z",</w:t>
+      </w:r>
+      <w:r>
+        <w:br/>
+        <w:t xml:space="preserve">    "</w:t>
+      </w:r>
+      <w:proofErr w:type="spellStart"/>
+      <w:r>
+        <w:t>examDate</w:t>
+      </w:r>
+      <w:proofErr w:type="spellEnd"/>
+      <w:r>
+        <w:t>": "2026-04-01",</w:t>
+      </w:r>
+      <w:r>
+        <w:br/>
+        <w:t xml:space="preserve">    "</w:t>
+      </w:r>
+      <w:proofErr w:type="spellStart"/>
+      <w:r>
+        <w:t>examId</w:t>
+      </w:r>
+      <w:proofErr w:type="spellEnd"/>
+      <w:r>
+        <w:t>": 2,</w:t>
+      </w:r>
+      <w:r>
+        <w:br/>
+        <w:t xml:space="preserve">    "</w:t>
+      </w:r>
+      <w:proofErr w:type="spellStart"/>
+      <w:r>
+        <w:t>userId</w:t>
+      </w:r>
+      <w:proofErr w:type="spellEnd"/>
+      <w:r>
+        <w:t>": 1,</w:t>
+      </w:r>
+      <w:r>
+        <w:br/>
+        <w:t xml:space="preserve">    "</w:t>
+      </w:r>
+      <w:proofErr w:type="spellStart"/>
+      <w:r>
+        <w:t>wasSuccesful</w:t>
+      </w:r>
+      <w:proofErr w:type="spellEnd"/>
+      <w:r>
+        <w:t>": 1,</w:t>
+      </w:r>
+      <w:r>
+        <w:br/>
+        <w:t xml:space="preserve">    "</w:t>
+      </w:r>
+      <w:proofErr w:type="spellStart"/>
+      <w:r>
+        <w:t>exams</w:t>
+      </w:r>
+      <w:proofErr w:type="spellEnd"/>
+      <w:r>
+        <w:t>": {</w:t>
+      </w:r>
+      <w:r>
+        <w:br/>
+        <w:t xml:space="preserve">      "</w:t>
+      </w:r>
+      <w:proofErr w:type="spellStart"/>
+      <w:r>
+        <w:t>id</w:t>
+      </w:r>
+      <w:proofErr w:type="spellEnd"/>
+      <w:r>
+        <w:t>": 2,</w:t>
+      </w:r>
+      <w:r>
+        <w:br/>
+        <w:t xml:space="preserve">      "</w:t>
+      </w:r>
+      <w:proofErr w:type="spellStart"/>
+      <w:r>
+        <w:t>created</w:t>
+      </w:r>
+      <w:proofErr w:type="spellEnd"/>
+      <w:r>
+        <w:t>_</w:t>
+      </w:r>
+      <w:proofErr w:type="spellStart"/>
+      <w:r>
+        <w:t>at</w:t>
+      </w:r>
+      <w:proofErr w:type="spellEnd"/>
+      <w:r>
+        <w:t>": "2026-04-15T11:07:39.000000Z",</w:t>
+      </w:r>
+      <w:r>
+        <w:br/>
+        <w:t xml:space="preserve">      "</w:t>
+      </w:r>
+      <w:proofErr w:type="spellStart"/>
+      <w:r>
+        <w:t>updated</w:t>
+      </w:r>
+      <w:proofErr w:type="spellEnd"/>
+      <w:r>
+        <w:t>_</w:t>
+      </w:r>
+      <w:proofErr w:type="spellStart"/>
+      <w:r>
+        <w:t>at</w:t>
+      </w:r>
+      <w:proofErr w:type="spellEnd"/>
+      <w:r>
+        <w:t>": "2026-04-15T11:07:39.000000Z",</w:t>
+      </w:r>
+      <w:r>
+        <w:br/>
+        <w:t xml:space="preserve">      "</w:t>
+      </w:r>
+      <w:proofErr w:type="spellStart"/>
+      <w:r>
+        <w:t>name</w:t>
+      </w:r>
+      <w:proofErr w:type="spellEnd"/>
+      <w:r>
+        <w:t>": "Gépjárműkezelői vizsga",</w:t>
+      </w:r>
+      <w:r>
+        <w:br/>
+        <w:t xml:space="preserve">      "</w:t>
+      </w:r>
+      <w:proofErr w:type="spellStart"/>
+      <w:r>
+        <w:t>examType</w:t>
+      </w:r>
+      <w:proofErr w:type="spellEnd"/>
+      <w:r>
+        <w:t>": 2</w:t>
+      </w:r>
+      <w:r>
+        <w:br/>
+        <w:t xml:space="preserve">    }</w:t>
+      </w:r>
+      <w:r>
+        <w:br/>
+        <w:t xml:space="preserve">  }</w:t>
+      </w:r>
       <w:proofErr w:type="gramEnd"/>
-      <w:r>
-        <w:t>id</w:t>
-      </w:r>
-      <w:proofErr w:type="spellEnd"/>
-      <w:r>
-        <w:t>": 1,</w:t>
-      </w:r>
-      <w:r>
-        <w:br/>
-        <w:t xml:space="preserve">    "</w:t>
-      </w:r>
-      <w:proofErr w:type="spellStart"/>
-      <w:r>
-        <w:t>created</w:t>
-      </w:r>
-      <w:proofErr w:type="spellEnd"/>
-      <w:r>
-        <w:t>_</w:t>
-      </w:r>
-      <w:proofErr w:type="spellStart"/>
-      <w:r>
-        <w:t>at</w:t>
-      </w:r>
-      <w:proofErr w:type="spellEnd"/>
-      <w:r>
-        <w:t>": "2026-03-28T22:01:39.000000Z",</w:t>
-      </w:r>
-      <w:r>
-        <w:br/>
-        <w:t xml:space="preserve">    "</w:t>
-      </w:r>
-      <w:proofErr w:type="spellStart"/>
-      <w:r>
-        <w:t>updated</w:t>
-      </w:r>
-      <w:proofErr w:type="spellEnd"/>
-      <w:r>
-        <w:t>_</w:t>
-      </w:r>
-      <w:proofErr w:type="spellStart"/>
-      <w:r>
-        <w:t>at</w:t>
-      </w:r>
-      <w:proofErr w:type="spellEnd"/>
-      <w:r>
-        <w:t>": "2026-03-28T22:01:39.000000Z",</w:t>
-      </w:r>
-      <w:r>
-        <w:br/>
-        <w:t xml:space="preserve">    "</w:t>
-      </w:r>
-      <w:proofErr w:type="spellStart"/>
-      <w:r>
-        <w:t>examDate</w:t>
-      </w:r>
-      <w:proofErr w:type="spellEnd"/>
-      <w:r>
-        <w:t>": "2026-03-20"</w:t>
-      </w:r>
-      <w:proofErr w:type="gramStart"/>
-      <w:r>
-        <w:t>,</w:t>
-      </w:r>
-      <w:r>
-        <w:br/>
-        <w:t xml:space="preserve">    "</w:t>
-      </w:r>
-      <w:proofErr w:type="spellStart"/>
-      <w:proofErr w:type="gramEnd"/>
-      <w:r>
-        <w:t>examId</w:t>
-      </w:r>
-      <w:proofErr w:type="spellEnd"/>
-      <w:r>
-        <w:t>": 1,</w:t>
-      </w:r>
-      <w:r>
-        <w:br/>
-        <w:t xml:space="preserve">    "</w:t>
-      </w:r>
-      <w:proofErr w:type="spellStart"/>
-      <w:r>
-        <w:t>userId</w:t>
-      </w:r>
-      <w:proofErr w:type="spellEnd"/>
-      <w:r>
-        <w:t>": 2</w:t>
-      </w:r>
-      <w:r>
-        <w:br/>
-        <w:t xml:space="preserve">  },</w:t>
+    </w:p>
+    <w:p>
+      <w:pPr>
+        <w:rPr>
+          <w:rFonts w:ascii="Times New Roman" w:eastAsia="Times New Roman" w:hAnsi="Times New Roman" w:cs="Times New Roman"/>
+          <w:kern w:val="0"/>
+          <w:sz w:val="24"/>
+          <w:szCs w:val="24"/>
+          <w:lang w:eastAsia="hu-HU"/>
+        </w:rPr>
+      </w:pPr>
+      <w:r>
+        <w:br w:type="page"/>
       </w:r>
     </w:p>
     <w:p>
@@ -9687,6 +9747,7 @@
         <w:rPr>
           <w:rStyle w:val="HTML-kd"/>
         </w:rPr>
+        <w:lastRenderedPageBreak/>
         <w:t>POST /</w:t>
       </w:r>
       <w:proofErr w:type="spellStart"/>
@@ -9795,6 +9856,18 @@
       </w:r>
       <w:r>
         <w:br/>
+        <w:t xml:space="preserve">    "</w:t>
+      </w:r>
+      <w:proofErr w:type="spellStart"/>
+      <w:r>
+        <w:t>wasSuccesful</w:t>
+      </w:r>
+      <w:proofErr w:type="spellEnd"/>
+      <w:r>
+        <w:t>": 1,</w:t>
+      </w:r>
+      <w:r>
+        <w:br/>
         <w:t>}</w:t>
       </w:r>
     </w:p>
@@ -9805,12 +9878,15 @@
           <w:ilvl w:val="1"/>
           <w:numId w:val="7"/>
         </w:numPr>
-      </w:pPr>
-      <w:r>
-        <w:rPr>
-          <w:rStyle w:val="HTML-kd"/>
-        </w:rPr>
-        <w:t>DELETE /</w:t>
+        <w:rPr>
+          <w:rStyle w:val="HTML-kd"/>
+        </w:rPr>
+      </w:pPr>
+      <w:r>
+        <w:rPr>
+          <w:rStyle w:val="HTML-kd"/>
+        </w:rPr>
+        <w:t>PUT /</w:t>
       </w:r>
       <w:proofErr w:type="spellStart"/>
       <w:r>
@@ -9831,7 +9907,7 @@
         <w:rPr>
           <w:rStyle w:val="HTML-kd"/>
         </w:rPr>
-        <w:t>delete</w:t>
+        <w:t>put</w:t>
       </w:r>
       <w:proofErr w:type="spellEnd"/>
       <w:r>
@@ -9853,56 +9929,103 @@
           <w:rStyle w:val="HTML-kd"/>
         </w:rPr>
         <w:t>}</w:t>
-      </w:r>
-      <w:r>
-        <w:t>,</w:t>
       </w:r>
     </w:p>
     <w:p>
       <w:pPr>
         <w:pStyle w:val="NormlWeb"/>
-        <w:ind w:left="720"/>
-      </w:pPr>
-      <w:r>
-        <w:rPr>
-          <w:rFonts w:hAnsi="Symbol"/>
-        </w:rPr>
-        <w:t></w:t>
-      </w:r>
-      <w:r>
-        <w:t xml:space="preserve">  </w:t>
+        <w:numPr>
+          <w:ilvl w:val="2"/>
+          <w:numId w:val="7"/>
+        </w:numPr>
+      </w:pPr>
+      <w:proofErr w:type="spellStart"/>
+      <w:r>
+        <w:rPr>
+          <w:b/>
+          <w:bCs/>
+        </w:rPr>
+        <w:t>json</w:t>
+      </w:r>
+      <w:proofErr w:type="spellEnd"/>
+      <w:r>
+        <w:rPr>
+          <w:b/>
+          <w:bCs/>
+        </w:rPr>
+        <w:t>:</w:t>
+      </w:r>
+      <w:r>
+        <w:rPr>
+          <w:bCs/>
+        </w:rPr>
+        <w:br/>
+      </w:r>
+      <w:proofErr w:type="gramStart"/>
+      <w:r>
+        <w:t>{</w:t>
+      </w:r>
+      <w:r>
+        <w:br/>
+        <w:t xml:space="preserve">    "</w:t>
+      </w:r>
+      <w:proofErr w:type="spellStart"/>
+      <w:proofErr w:type="gramEnd"/>
+      <w:r>
+        <w:t>examDate</w:t>
+      </w:r>
+      <w:proofErr w:type="spellEnd"/>
+      <w:r>
+        <w:t>": "2026-03-22</w:t>
+      </w:r>
+      <w:r>
+        <w:t>",</w:t>
+      </w:r>
+      <w:r>
+        <w:br/>
+      </w:r>
+      <w:r>
+        <w:t xml:space="preserve">    "</w:t>
+      </w:r>
+      <w:proofErr w:type="spellStart"/>
+      <w:r>
+        <w:t>examId</w:t>
+      </w:r>
+      <w:proofErr w:type="spellEnd"/>
+      <w:r>
+        <w:t>": 2</w:t>
+      </w:r>
+      <w:r>
+        <w:t>,</w:t>
+      </w:r>
+      <w:r>
+        <w:br/>
+        <w:t xml:space="preserve">    "</w:t>
+      </w:r>
+      <w:proofErr w:type="spellStart"/>
+      <w:r>
+        <w:t>wasSuccesful</w:t>
+      </w:r>
+      <w:proofErr w:type="spellEnd"/>
+      <w:r>
+        <w:t>": 0,</w:t>
+      </w:r>
+      <w:r>
+        <w:br/>
+        <w:t>}</w:t>
       </w:r>
     </w:p>
     <w:p>
       <w:pPr>
-        <w:rPr>
-          <w:rFonts w:ascii="Times New Roman" w:eastAsia="Times New Roman" w:hAnsi="Times New Roman" w:cs="Times New Roman"/>
-          <w:kern w:val="0"/>
-          <w:sz w:val="24"/>
-          <w:szCs w:val="24"/>
-          <w:lang w:eastAsia="hu-HU"/>
-        </w:rPr>
-      </w:pPr>
-      <w:r>
-        <w:br w:type="page"/>
-      </w:r>
-    </w:p>
-    <w:p>
-      <w:pPr>
         <w:pStyle w:val="NormlWeb"/>
-        <w:ind w:left="720"/>
-      </w:pPr>
-      <w:r>
-        <w:rPr>
-          <w:b/>
-          <w:bCs/>
-        </w:rPr>
-        <w:lastRenderedPageBreak/>
-        <w:t>Vizsga definíciók:</w:t>
-      </w:r>
-      <w:r>
-        <w:t xml:space="preserve"> </w:t>
-      </w:r>
+        <w:numPr>
+          <w:ilvl w:val="2"/>
+          <w:numId w:val="7"/>
+        </w:numPr>
+        <w:rPr>
+          <w:rStyle w:val="HTML-kd"/>
+        </w:rPr>
+      </w:pPr>
     </w:p>
     <w:p>
       <w:pPr>
@@ -9916,6 +10039,85 @@
         <w:rPr>
           <w:rStyle w:val="HTML-kd"/>
         </w:rPr>
+        <w:t>DELETE /</w:t>
+      </w:r>
+      <w:proofErr w:type="spellStart"/>
+      <w:r>
+        <w:rPr>
+          <w:rStyle w:val="HTML-kd"/>
+        </w:rPr>
+        <w:t>examUser</w:t>
+      </w:r>
+      <w:proofErr w:type="spellEnd"/>
+      <w:r>
+        <w:rPr>
+          <w:rStyle w:val="HTML-kd"/>
+        </w:rPr>
+        <w:t>/</w:t>
+      </w:r>
+      <w:proofErr w:type="spellStart"/>
+      <w:r>
+        <w:rPr>
+          <w:rStyle w:val="HTML-kd"/>
+        </w:rPr>
+        <w:t>delete</w:t>
+      </w:r>
+      <w:proofErr w:type="spellEnd"/>
+      <w:r>
+        <w:rPr>
+          <w:rStyle w:val="HTML-kd"/>
+        </w:rPr>
+        <w:t>/{</w:t>
+      </w:r>
+      <w:proofErr w:type="spellStart"/>
+      <w:r>
+        <w:rPr>
+          <w:rStyle w:val="HTML-kd"/>
+        </w:rPr>
+        <w:t>id</w:t>
+      </w:r>
+      <w:proofErr w:type="spellEnd"/>
+      <w:r>
+        <w:rPr>
+          <w:rStyle w:val="HTML-kd"/>
+        </w:rPr>
+        <w:t>}</w:t>
+      </w:r>
+      <w:r>
+        <w:t>,</w:t>
+      </w:r>
+    </w:p>
+    <w:p>
+      <w:pPr>
+        <w:pStyle w:val="NormlWeb"/>
+        <w:numPr>
+          <w:ilvl w:val="0"/>
+          <w:numId w:val="7"/>
+        </w:numPr>
+      </w:pPr>
+      <w:r>
+        <w:rPr>
+          <w:b/>
+          <w:bCs/>
+        </w:rPr>
+        <w:t>Vizsga definíciók:</w:t>
+      </w:r>
+      <w:r>
+        <w:t xml:space="preserve"> </w:t>
+      </w:r>
+    </w:p>
+    <w:p>
+      <w:pPr>
+        <w:pStyle w:val="NormlWeb"/>
+        <w:numPr>
+          <w:ilvl w:val="1"/>
+          <w:numId w:val="7"/>
+        </w:numPr>
+      </w:pPr>
+      <w:r>
+        <w:rPr>
+          <w:rStyle w:val="HTML-kd"/>
+        </w:rPr>
         <w:t>GET /</w:t>
       </w:r>
       <w:proofErr w:type="spellStart"/>
@@ -9930,16 +10132,8 @@
         <w:rPr>
           <w:rStyle w:val="HTML-kd"/>
         </w:rPr>
-        <w:t>/</w:t>
-      </w:r>
-      <w:proofErr w:type="spellStart"/>
-      <w:r>
-        <w:rPr>
-          <w:rStyle w:val="HTML-kd"/>
-        </w:rPr>
-        <w:t>index</w:t>
-      </w:r>
-      <w:proofErr w:type="spellEnd"/>
+        <w:t>/index</w:t>
+      </w:r>
     </w:p>
     <w:p>
       <w:pPr>
@@ -10200,18 +10394,37 @@
     <w:p>
       <w:pPr>
         <w:pStyle w:val="NormlWeb"/>
-        <w:ind w:left="720"/>
-        <w:rPr>
-          <w:b/>
-          <w:bCs/>
-        </w:rPr>
-      </w:pPr>
-      <w:r>
-        <w:rPr>
-          <w:b/>
-          <w:bCs/>
-        </w:rPr>
-        <w:t>Vizsgatípusok:</w:t>
+        <w:numPr>
+          <w:ilvl w:val="0"/>
+          <w:numId w:val="7"/>
+        </w:numPr>
+        <w:rPr>
+          <w:b/>
+          <w:bCs/>
+        </w:rPr>
+      </w:pPr>
+      <w:proofErr w:type="spellStart"/>
+      <w:r>
+        <w:rPr>
+          <w:b/>
+          <w:bCs/>
+        </w:rPr>
+        <w:t>Víz</w:t>
+      </w:r>
+      <w:r>
+        <w:rPr>
+          <w:b/>
+          <w:bCs/>
+        </w:rPr>
+        <w:t>sgatípusok</w:t>
+      </w:r>
+      <w:proofErr w:type="spellEnd"/>
+      <w:r>
+        <w:rPr>
+          <w:b/>
+          <w:bCs/>
+        </w:rPr>
+        <w:t>:</w:t>
       </w:r>
     </w:p>
     <w:p>
@@ -10691,6 +10904,7 @@
           <w:szCs w:val="24"/>
           <w:lang w:eastAsia="hu-HU"/>
         </w:rPr>
+        <w:lastRenderedPageBreak/>
         <w:t>json</w:t>
       </w:r>
       <w:proofErr w:type="spellEnd"/>
@@ -12532,13 +12746,8 @@
       </w:r>
       <w:proofErr w:type="spellEnd"/>
       <w:r>
-        <w:t xml:space="preserve"> végpont adatait felhasználva, kártya alapú dizájnnal jeleníti meg a parancsnokság által közzétett </w:t>
-      </w:r>
-      <w:proofErr w:type="spellStart"/>
-      <w:r>
-        <w:t>információkat.</w:t>
-      </w:r>
-      <w:proofErr w:type="spellEnd"/>
+        <w:t xml:space="preserve"> végpont adatait felhasználva, kártya alapú dizájnnal jeleníti meg a parancsnokság által közzétett információkat.</w:t>
+      </w:r>
     </w:p>
     <w:p>
       <w:pPr>
@@ -12569,6 +12778,7 @@
         </w:numPr>
       </w:pPr>
       <w:proofErr w:type="spellStart"/>
+      <w:proofErr w:type="gramStart"/>
       <w:r>
         <w:rPr>
           <w:b/>
@@ -12592,18 +12802,13 @@
         <w:br/>
       </w:r>
       <w:r>
-        <w:t xml:space="preserve">  </w:t>
-      </w:r>
-      <w:proofErr w:type="gramStart"/>
-      <w:r>
-        <w:t>{</w:t>
+        <w:t xml:space="preserve">  {</w:t>
       </w:r>
       <w:r>
         <w:br/>
         <w:t xml:space="preserve">    "</w:t>
       </w:r>
       <w:proofErr w:type="spellStart"/>
-      <w:proofErr w:type="gramEnd"/>
       <w:r>
         <w:t>id</w:t>
       </w:r>
@@ -12613,11 +12818,7 @@
       </w:r>
       <w:r>
         <w:br/>
-        <w:t xml:space="preserve">    </w:t>
-      </w:r>
-      <w:proofErr w:type="gramStart"/>
-      <w:r>
-        <w:t>"</w:t>
+        <w:t xml:space="preserve">    "</w:t>
       </w:r>
       <w:proofErr w:type="spellStart"/>
       <w:r>
@@ -13857,7 +14058,6 @@
       <w:r>
         <w:t xml:space="preserve"> (</w:t>
       </w:r>
-      <w:proofErr w:type="gramStart"/>
       <w:r>
         <w:rPr>
           <w:rStyle w:val="HTML-kd"/>
@@ -13872,7 +14072,6 @@
         <w:t>strong-checkbox</w:t>
       </w:r>
       <w:proofErr w:type="spellEnd"/>
-      <w:proofErr w:type="gramEnd"/>
       <w:r>
         <w:t>) és gombok.</w:t>
       </w:r>
@@ -19973,7 +20172,7 @@
 </file>
 
 <file path=customXml/itemProps1.xml><?xml version="1.0" encoding="utf-8"?>
-<ds:datastoreItem xmlns:ds="http://schemas.openxmlformats.org/officeDocument/2006/customXml" ds:itemID="{1ADD5F9B-A8A8-44FD-8234-DFE328ECFE88}">
+<ds:datastoreItem xmlns:ds="http://schemas.openxmlformats.org/officeDocument/2006/customXml" ds:itemID="{8BA48CE0-F289-4B21-B6E5-9A84BBDFFEE4}">
   <ds:schemaRefs>
     <ds:schemaRef ds:uri="http://schemas.openxmlformats.org/officeDocument/2006/bibliography"/>
   </ds:schemaRefs>
